--- a/docs/resume/FangpingLan-Resume.docx
+++ b/docs/resume/FangpingLan-Resume.docx
@@ -126,7 +126,7 @@
           <w:sz w:val="22"/>
           <w:szCs w:val="22"/>
         </w:rPr>
-        <w:t>-</w:t>
+        <w:t>3.7</w:t>
       </w:r>
     </w:p>
     <w:p>
@@ -367,7 +367,21 @@
           <w:sz w:val="22"/>
           <w:szCs w:val="22"/>
         </w:rPr>
-        <w:t xml:space="preserve"> December 2020</w:t>
+        <w:t xml:space="preserve"> Dec</w:t>
+      </w:r>
+      <w:r>
+        <w:rPr>
+          <w:sz w:val="22"/>
+          <w:szCs w:val="22"/>
+        </w:rPr>
+        <w:t>.</w:t>
+      </w:r>
+      <w:r>
+        <w:rPr>
+          <w:sz w:val="22"/>
+          <w:szCs w:val="22"/>
+        </w:rPr>
+        <w:t xml:space="preserve"> 2020</w:t>
       </w:r>
     </w:p>
     <w:p>
@@ -660,7 +674,14 @@
           <w:sz w:val="22"/>
           <w:szCs w:val="22"/>
         </w:rPr>
-        <w:t>”, (ACL’26, Under Review)</w:t>
+        <w:t>”, ACL’26</w:t>
+      </w:r>
+      <w:r>
+        <w:rPr>
+          <w:sz w:val="22"/>
+          <w:szCs w:val="22"/>
+        </w:rPr>
+        <w:t xml:space="preserve"> Findings</w:t>
       </w:r>
     </w:p>
     <w:p>
@@ -832,7 +853,14 @@
           <w:sz w:val="22"/>
           <w:szCs w:val="22"/>
         </w:rPr>
-        <w:t>”, (ACL’26, Under Review)</w:t>
+        <w:t xml:space="preserve">”, </w:t>
+      </w:r>
+      <w:r>
+        <w:rPr>
+          <w:sz w:val="22"/>
+          <w:szCs w:val="22"/>
+        </w:rPr>
+        <w:t>ACL’26 Findings</w:t>
       </w:r>
     </w:p>
     <w:p>
@@ -2010,6 +2038,442 @@
           <w:szCs w:val="28"/>
           <w:u w:val="thick"/>
         </w:rPr>
+        <w:t>Work</w:t>
+      </w:r>
+      <w:r>
+        <w:rPr>
+          <w:b/>
+          <w:bCs/>
+          <w:sz w:val="28"/>
+          <w:szCs w:val="28"/>
+          <w:u w:val="thick"/>
+        </w:rPr>
+        <w:t xml:space="preserve"> experience</w:t>
+      </w:r>
+    </w:p>
+    <w:p>
+      <w:pPr>
+        <w:pStyle w:val="ListParagraph"/>
+        <w:numPr>
+          <w:ilvl w:val="0"/>
+          <w:numId w:val="5"/>
+        </w:numPr>
+        <w:ind w:left="-180" w:right="-720"/>
+      </w:pPr>
+      <w:r>
+        <w:rPr>
+          <w:b/>
+          <w:bCs/>
+        </w:rPr>
+        <w:t>Applied Scientist</w:t>
+      </w:r>
+      <w:r>
+        <w:rPr>
+          <w:b/>
+          <w:bCs/>
+        </w:rPr>
+        <w:t xml:space="preserve"> II</w:t>
+      </w:r>
+      <w:r>
+        <w:rPr>
+          <w:b/>
+          <w:bCs/>
+        </w:rPr>
+        <w:tab/>
+      </w:r>
+      <w:r>
+        <w:t xml:space="preserve">                                                                </w:t>
+      </w:r>
+      <w:r>
+        <w:tab/>
+        <w:t xml:space="preserve">          </w:t>
+      </w:r>
+      <w:r>
+        <w:tab/>
+      </w:r>
+      <w:r>
+        <w:tab/>
+        <w:t>Apr. 2026 – now</w:t>
+      </w:r>
+    </w:p>
+    <w:p>
+      <w:pPr>
+        <w:ind w:left="-540" w:right="-720"/>
+        <w:rPr>
+          <w:sz w:val="22"/>
+          <w:szCs w:val="22"/>
+        </w:rPr>
+      </w:pPr>
+      <w:r>
+        <w:rPr>
+          <w:b/>
+          <w:bCs/>
+          <w:sz w:val="22"/>
+          <w:szCs w:val="22"/>
+        </w:rPr>
+        <w:t>Company:</w:t>
+      </w:r>
+      <w:r>
+        <w:rPr>
+          <w:sz w:val="22"/>
+          <w:szCs w:val="22"/>
+        </w:rPr>
+        <w:t xml:space="preserve"> Amazon</w:t>
+      </w:r>
+      <w:r>
+        <w:rPr>
+          <w:sz w:val="22"/>
+          <w:szCs w:val="22"/>
+        </w:rPr>
+        <w:t>.com Services LLC</w:t>
+      </w:r>
+      <w:r>
+        <w:rPr>
+          <w:sz w:val="22"/>
+          <w:szCs w:val="22"/>
+        </w:rPr>
+        <w:t xml:space="preserve">, </w:t>
+      </w:r>
+      <w:r>
+        <w:rPr>
+          <w:sz w:val="22"/>
+          <w:szCs w:val="22"/>
+        </w:rPr>
+        <w:t>Amazon JFK27</w:t>
+      </w:r>
+      <w:r>
+        <w:rPr>
+          <w:sz w:val="22"/>
+          <w:szCs w:val="22"/>
+        </w:rPr>
+        <w:t xml:space="preserve">, </w:t>
+      </w:r>
+      <w:r>
+        <w:rPr>
+          <w:sz w:val="22"/>
+          <w:szCs w:val="22"/>
+        </w:rPr>
+        <w:t>NY</w:t>
+      </w:r>
+    </w:p>
+    <w:p>
+      <w:pPr>
+        <w:ind w:left="-540"/>
+        <w:rPr>
+          <w:sz w:val="22"/>
+          <w:szCs w:val="22"/>
+        </w:rPr>
+      </w:pPr>
+      <w:r>
+        <w:rPr>
+          <w:b/>
+          <w:bCs/>
+          <w:sz w:val="22"/>
+          <w:szCs w:val="22"/>
+        </w:rPr>
+        <w:t>Project Description:</w:t>
+      </w:r>
+      <w:r>
+        <w:rPr>
+          <w:sz w:val="22"/>
+          <w:szCs w:val="22"/>
+        </w:rPr>
+        <w:t xml:space="preserve"> </w:t>
+      </w:r>
+      <w:r>
+        <w:rPr>
+          <w:sz w:val="22"/>
+          <w:szCs w:val="22"/>
+        </w:rPr>
+        <w:t xml:space="preserve">Percolate Optimization Data Platform and Analytics mission is to provide timely and reliable high quality data as well as scalable infrastructure, and tooling to enable the Percolate team to quickly and consistently iterate on innovative approaches to improve customer experience by showing the right content, at the right time, and in the right place for that customer. Our self-service analytics solutions drive </w:t>
+      </w:r>
+      <w:r>
+        <w:rPr>
+          <w:sz w:val="22"/>
+          <w:szCs w:val="22"/>
+        </w:rPr>
+        <w:lastRenderedPageBreak/>
+        <w:t>better customer experiences and incremental business value by delivering performance insights and transparency to all Percolate tenants, including content providers, experience owners, and Percolate internal teams, enabling them to understand content and customer behavior and value on all Percolate powered surfaces.</w:t>
+      </w:r>
+    </w:p>
+    <w:p>
+      <w:pPr>
+        <w:ind w:right="-720"/>
+      </w:pPr>
+    </w:p>
+    <w:p>
+      <w:pPr>
+        <w:pStyle w:val="ListParagraph"/>
+        <w:numPr>
+          <w:ilvl w:val="0"/>
+          <w:numId w:val="5"/>
+        </w:numPr>
+        <w:ind w:left="-180" w:right="-720"/>
+      </w:pPr>
+      <w:r>
+        <w:rPr>
+          <w:b/>
+          <w:bCs/>
+        </w:rPr>
+        <w:t>Applied Scientist Intern</w:t>
+      </w:r>
+      <w:r>
+        <w:t xml:space="preserve">                                                                </w:t>
+      </w:r>
+      <w:r>
+        <w:tab/>
+        <w:t xml:space="preserve">          </w:t>
+      </w:r>
+      <w:r>
+        <w:tab/>
+      </w:r>
+      <w:r>
+        <w:tab/>
+        <w:t>June 2025 – Sept. 2025</w:t>
+      </w:r>
+    </w:p>
+    <w:p>
+      <w:pPr>
+        <w:ind w:left="-540" w:right="-720"/>
+        <w:rPr>
+          <w:sz w:val="22"/>
+          <w:szCs w:val="22"/>
+        </w:rPr>
+      </w:pPr>
+      <w:r>
+        <w:rPr>
+          <w:b/>
+          <w:bCs/>
+          <w:sz w:val="22"/>
+          <w:szCs w:val="22"/>
+        </w:rPr>
+        <w:t>Company:</w:t>
+      </w:r>
+      <w:r>
+        <w:rPr>
+          <w:sz w:val="22"/>
+          <w:szCs w:val="22"/>
+        </w:rPr>
+        <w:t xml:space="preserve"> Amazon Web Services, Arlington, VA</w:t>
+      </w:r>
+    </w:p>
+    <w:p>
+      <w:pPr>
+        <w:ind w:left="-540" w:right="-720"/>
+        <w:rPr>
+          <w:sz w:val="22"/>
+          <w:szCs w:val="22"/>
+        </w:rPr>
+      </w:pPr>
+      <w:r>
+        <w:rPr>
+          <w:b/>
+          <w:bCs/>
+          <w:sz w:val="22"/>
+          <w:szCs w:val="22"/>
+        </w:rPr>
+        <w:t>Project Description:</w:t>
+      </w:r>
+      <w:r>
+        <w:rPr>
+          <w:sz w:val="22"/>
+          <w:szCs w:val="22"/>
+        </w:rPr>
+        <w:t xml:space="preserve"> This internship project addresses critical challenges faced by incident responders investigating potential security incidents. Specifically, it targets three key pain points: manual and repetitive search processes across multiple log sources, inefficient search strategies when confronting complex and novel security patterns, and the overwhelming challenge of analyzing large data volumes during time-sensitive investigations. This project will developing an agentic search system that can (1) automate repetitive search tasks across multiple log sources; (2) process natural language queries from security analysts; (3) provide consistent, evidence-based findings.</w:t>
+      </w:r>
+    </w:p>
+    <w:p>
+      <w:pPr>
+        <w:ind w:left="-540" w:right="-720"/>
+        <w:rPr>
+          <w:sz w:val="22"/>
+          <w:szCs w:val="22"/>
+        </w:rPr>
+      </w:pPr>
+      <w:r>
+        <w:rPr>
+          <w:b/>
+          <w:bCs/>
+          <w:sz w:val="22"/>
+          <w:szCs w:val="22"/>
+        </w:rPr>
+        <w:t>Skills:</w:t>
+      </w:r>
+      <w:r>
+        <w:rPr>
+          <w:sz w:val="22"/>
+          <w:szCs w:val="22"/>
+        </w:rPr>
+        <w:t xml:space="preserve"> LLM, LLM agent, Bedrock API, Strands SDK, </w:t>
+      </w:r>
+      <w:proofErr w:type="spellStart"/>
+      <w:r>
+        <w:rPr>
+          <w:sz w:val="22"/>
+          <w:szCs w:val="22"/>
+        </w:rPr>
+        <w:t>DuckDB</w:t>
+      </w:r>
+      <w:proofErr w:type="spellEnd"/>
+      <w:r>
+        <w:rPr>
+          <w:sz w:val="22"/>
+          <w:szCs w:val="22"/>
+        </w:rPr>
+        <w:t>, Python</w:t>
+      </w:r>
+    </w:p>
+    <w:p>
+      <w:pPr>
+        <w:ind w:left="-540" w:right="-720"/>
+      </w:pPr>
+    </w:p>
+    <w:p>
+      <w:pPr>
+        <w:pStyle w:val="ListParagraph"/>
+        <w:numPr>
+          <w:ilvl w:val="0"/>
+          <w:numId w:val="5"/>
+        </w:numPr>
+        <w:ind w:left="-180" w:right="-720"/>
+      </w:pPr>
+      <w:r>
+        <w:rPr>
+          <w:b/>
+          <w:bCs/>
+        </w:rPr>
+        <w:t>Research &amp; Teaching Assistant</w:t>
+      </w:r>
+      <w:r>
+        <w:t xml:space="preserve">                                                                </w:t>
+      </w:r>
+      <w:r>
+        <w:tab/>
+      </w:r>
+      <w:r>
+        <w:tab/>
+        <w:t xml:space="preserve">Sep. 2021 – </w:t>
+      </w:r>
+      <w:r>
+        <w:t>May 2026</w:t>
+      </w:r>
+    </w:p>
+    <w:p>
+      <w:pPr>
+        <w:ind w:left="-540" w:right="-720"/>
+        <w:rPr>
+          <w:sz w:val="22"/>
+          <w:szCs w:val="22"/>
+        </w:rPr>
+      </w:pPr>
+      <w:r>
+        <w:rPr>
+          <w:b/>
+          <w:bCs/>
+          <w:sz w:val="22"/>
+          <w:szCs w:val="22"/>
+        </w:rPr>
+        <w:t>Company:</w:t>
+      </w:r>
+      <w:r>
+        <w:rPr>
+          <w:sz w:val="22"/>
+          <w:szCs w:val="22"/>
+        </w:rPr>
+        <w:t xml:space="preserve"> Temple University</w:t>
+      </w:r>
+    </w:p>
+    <w:p>
+      <w:pPr>
+        <w:ind w:left="-540" w:right="-720"/>
+      </w:pPr>
+    </w:p>
+    <w:p>
+      <w:pPr>
+        <w:pStyle w:val="ListParagraph"/>
+        <w:numPr>
+          <w:ilvl w:val="0"/>
+          <w:numId w:val="5"/>
+        </w:numPr>
+        <w:ind w:left="-180" w:right="-720"/>
+      </w:pPr>
+      <w:r>
+        <w:rPr>
+          <w:b/>
+          <w:bCs/>
+        </w:rPr>
+        <w:t>Research &amp; Teaching Assistant</w:t>
+      </w:r>
+      <w:r>
+        <w:t xml:space="preserve">                                           </w:t>
+      </w:r>
+      <w:r>
+        <w:tab/>
+      </w:r>
+      <w:r>
+        <w:tab/>
+      </w:r>
+      <w:r>
+        <w:tab/>
+        <w:t>Sep. 2019 – Dec. 2020</w:t>
+      </w:r>
+    </w:p>
+    <w:p>
+      <w:pPr>
+        <w:ind w:left="-540" w:right="-720"/>
+        <w:rPr>
+          <w:sz w:val="22"/>
+          <w:szCs w:val="22"/>
+        </w:rPr>
+      </w:pPr>
+      <w:r>
+        <w:rPr>
+          <w:b/>
+          <w:bCs/>
+          <w:sz w:val="22"/>
+          <w:szCs w:val="22"/>
+        </w:rPr>
+        <w:t>Company:</w:t>
+      </w:r>
+      <w:r>
+        <w:rPr>
+          <w:sz w:val="22"/>
+          <w:szCs w:val="22"/>
+        </w:rPr>
+        <w:t xml:space="preserve"> Monmouth University</w:t>
+      </w:r>
+    </w:p>
+    <w:p>
+      <w:pPr>
+        <w:ind w:left="-720" w:right="-720"/>
+        <w:rPr>
+          <w:b/>
+          <w:bCs/>
+          <w:sz w:val="28"/>
+          <w:szCs w:val="28"/>
+          <w:u w:val="thick"/>
+        </w:rPr>
+      </w:pPr>
+    </w:p>
+    <w:p>
+      <w:pPr>
+        <w:ind w:left="-720" w:right="-720"/>
+        <w:rPr>
+          <w:b/>
+          <w:bCs/>
+          <w:sz w:val="28"/>
+          <w:szCs w:val="28"/>
+          <w:u w:val="thick"/>
+        </w:rPr>
+      </w:pPr>
+      <w:r>
+        <w:rPr>
+          <w:b/>
+          <w:bCs/>
+          <w:sz w:val="28"/>
+          <w:szCs w:val="28"/>
+          <w:u w:val="thick"/>
+        </w:rPr>
         <w:t>Project experience</w:t>
       </w:r>
     </w:p>
@@ -2076,7 +2540,10 @@
         <w:tab/>
       </w:r>
       <w:r>
-        <w:t>Sept. 2025 – now</w:t>
+        <w:t xml:space="preserve">Sept. 2025 – </w:t>
+      </w:r>
+      <w:r>
+        <w:t>Mar. 2026</w:t>
       </w:r>
     </w:p>
     <w:p>
@@ -2181,6 +2648,88 @@
         <w:t>Benchbase</w:t>
       </w:r>
       <w:proofErr w:type="spellEnd"/>
+    </w:p>
+    <w:p>
+      <w:pPr>
+        <w:ind w:left="-540" w:right="-720"/>
+      </w:pPr>
+      <w:r>
+        <w:rPr>
+          <w:b/>
+          <w:bCs/>
+          <w:sz w:val="22"/>
+          <w:szCs w:val="22"/>
+        </w:rPr>
+        <w:t>GitHub</w:t>
+      </w:r>
+      <w:r>
+        <w:rPr>
+          <w:sz w:val="22"/>
+          <w:szCs w:val="22"/>
+        </w:rPr>
+        <w:t xml:space="preserve">: </w:t>
+      </w:r>
+      <w:hyperlink r:id="rId9" w:history="1">
+        <w:r>
+          <w:rPr>
+            <w:rStyle w:val="Hyperlink"/>
+            <w:sz w:val="22"/>
+            <w:szCs w:val="22"/>
+          </w:rPr>
+          <w:t>https://github.com/lanfangping/CATune</w:t>
+        </w:r>
+      </w:hyperlink>
+    </w:p>
+    <w:p>
+      <w:pPr>
+        <w:ind w:left="-540" w:right="-720"/>
+        <w:rPr>
+          <w:sz w:val="22"/>
+          <w:szCs w:val="22"/>
+        </w:rPr>
+      </w:pPr>
+      <w:r>
+        <w:rPr>
+          <w:b/>
+          <w:bCs/>
+          <w:sz w:val="22"/>
+          <w:szCs w:val="22"/>
+        </w:rPr>
+        <w:t>Demo Video:</w:t>
+      </w:r>
+      <w:r>
+        <w:rPr>
+          <w:sz w:val="22"/>
+          <w:szCs w:val="22"/>
+        </w:rPr>
+        <w:t xml:space="preserve"> </w:t>
+      </w:r>
+      <w:r>
+        <w:rPr>
+          <w:sz w:val="22"/>
+          <w:szCs w:val="22"/>
+        </w:rPr>
+        <w:t>h</w:t>
+      </w:r>
+      <w:hyperlink r:id="rId10" w:history="1">
+        <w:r>
+          <w:rPr>
+            <w:rStyle w:val="Hyperlink"/>
+            <w:sz w:val="22"/>
+            <w:szCs w:val="22"/>
+          </w:rPr>
+          <w:t>ttps://youtu.be/iG0qZ4XV0vQ</w:t>
+        </w:r>
+      </w:hyperlink>
+    </w:p>
+    <w:p>
+      <w:pPr>
+        <w:ind w:left="-540" w:right="-720"/>
+        <w:rPr>
+          <w:sz w:val="22"/>
+          <w:szCs w:val="22"/>
+        </w:rPr>
+      </w:pPr>
     </w:p>
     <w:p>
       <w:pPr>
@@ -2200,7 +2749,6 @@
           <w:b/>
           <w:bCs/>
         </w:rPr>
-        <w:lastRenderedPageBreak/>
         <w:t>Many-Shot In-Context Learning for Named Entity Recognition</w:t>
       </w:r>
       <w:r>
@@ -2218,7 +2766,10 @@
         <w:tab/>
       </w:r>
       <w:r>
-        <w:t>Sept. 2025 – now</w:t>
+        <w:t xml:space="preserve">Sept. 2025 – </w:t>
+      </w:r>
+      <w:r>
+        <w:t>Mar. 2026</w:t>
       </w:r>
     </w:p>
     <w:p>
@@ -2382,7 +2933,10 @@
         <w:tab/>
       </w:r>
       <w:r>
-        <w:t>Sept. 2024 – now</w:t>
+        <w:t xml:space="preserve">Sept. 2024 – </w:t>
+      </w:r>
+      <w:r>
+        <w:t>Sept. 2025</w:t>
       </w:r>
     </w:p>
     <w:p>
@@ -2543,6 +3097,7 @@
           <w:sz w:val="22"/>
           <w:szCs w:val="22"/>
         </w:rPr>
+        <w:lastRenderedPageBreak/>
         <w:t>Website</w:t>
       </w:r>
       <w:r>
@@ -2552,7 +3107,7 @@
         </w:rPr>
         <w:t xml:space="preserve">: </w:t>
       </w:r>
-      <w:hyperlink r:id="rId9" w:history="1">
+      <w:hyperlink r:id="rId11" w:history="1">
         <w:r>
           <w:rPr>
             <w:rStyle w:val="Hyperlink"/>
@@ -2587,7 +3142,7 @@
         </w:rPr>
         <w:t xml:space="preserve">: </w:t>
       </w:r>
-      <w:hyperlink r:id="rId10" w:history="1">
+      <w:hyperlink r:id="rId12" w:history="1">
         <w:r>
           <w:rPr>
             <w:rStyle w:val="Hyperlink"/>
@@ -2640,6 +3195,92 @@
           <w:szCs w:val="22"/>
         </w:rPr>
       </w:pPr>
+      <w:r>
+        <w:rPr>
+          <w:b/>
+          <w:bCs/>
+          <w:sz w:val="22"/>
+          <w:szCs w:val="22"/>
+        </w:rPr>
+        <w:t>Website</w:t>
+      </w:r>
+      <w:r>
+        <w:rPr>
+          <w:sz w:val="22"/>
+          <w:szCs w:val="22"/>
+        </w:rPr>
+        <w:t>:</w:t>
+      </w:r>
+      <w:r>
+        <w:rPr>
+          <w:sz w:val="22"/>
+          <w:szCs w:val="22"/>
+        </w:rPr>
+        <w:t xml:space="preserve"> </w:t>
+      </w:r>
+      <w:hyperlink r:id="rId13" w:history="1">
+        <w:r>
+          <w:rPr>
+            <w:rStyle w:val="Hyperlink"/>
+            <w:sz w:val="22"/>
+            <w:szCs w:val="22"/>
+          </w:rPr>
+          <w:t>https://sites.google.com/view/dmlab-editintention/making-revisions-understandable</w:t>
+        </w:r>
+      </w:hyperlink>
+    </w:p>
+    <w:p>
+      <w:pPr>
+        <w:ind w:left="-540" w:right="-720"/>
+        <w:rPr>
+          <w:sz w:val="22"/>
+          <w:szCs w:val="22"/>
+        </w:rPr>
+      </w:pPr>
+      <w:proofErr w:type="spellStart"/>
+      <w:r>
+        <w:rPr>
+          <w:b/>
+          <w:bCs/>
+          <w:sz w:val="22"/>
+          <w:szCs w:val="22"/>
+        </w:rPr>
+        <w:t>Github</w:t>
+      </w:r>
+      <w:proofErr w:type="spellEnd"/>
+      <w:r>
+        <w:rPr>
+          <w:sz w:val="22"/>
+          <w:szCs w:val="22"/>
+        </w:rPr>
+        <w:t>:</w:t>
+      </w:r>
+      <w:r>
+        <w:rPr>
+          <w:sz w:val="22"/>
+          <w:szCs w:val="22"/>
+        </w:rPr>
+        <w:t xml:space="preserve"> </w:t>
+      </w:r>
+      <w:hyperlink r:id="rId14" w:history="1">
+        <w:r>
+          <w:rPr>
+            <w:rStyle w:val="Hyperlink"/>
+            <w:sz w:val="22"/>
+            <w:szCs w:val="22"/>
+          </w:rPr>
+          <w:t>https://github.com/TUDMLab/MakeRevisionsUnderstandable</w:t>
+        </w:r>
+      </w:hyperlink>
+    </w:p>
+    <w:p>
+      <w:pPr>
+        <w:ind w:left="-540" w:right="-720"/>
+        <w:rPr>
+          <w:sz w:val="22"/>
+          <w:szCs w:val="22"/>
+        </w:rPr>
+      </w:pPr>
     </w:p>
     <w:p>
       <w:pPr>
@@ -3197,7 +3838,7 @@
         </w:rPr>
         <w:t xml:space="preserve"> https://youtu.be/gBE7cOssUbI, </w:t>
       </w:r>
-      <w:hyperlink r:id="rId11" w:history="1">
+      <w:hyperlink r:id="rId15" w:history="1">
         <w:r>
           <w:rPr>
             <w:rStyle w:val="Hyperlink"/>
@@ -3228,7 +3869,6 @@
           <w:b/>
           <w:bCs/>
         </w:rPr>
-        <w:lastRenderedPageBreak/>
         <w:t>TimeMe</w:t>
       </w:r>
       <w:proofErr w:type="spellEnd"/>
@@ -3526,6 +4166,11 @@
     </w:p>
     <w:p>
       <w:pPr>
+        <w:ind w:left="-540" w:right="-720"/>
+      </w:pPr>
+    </w:p>
+    <w:p>
+      <w:pPr>
         <w:ind w:left="-720" w:right="-720"/>
         <w:rPr>
           <w:b/>
@@ -3543,7 +4188,8 @@
           <w:szCs w:val="28"/>
           <w:u w:val="thick"/>
         </w:rPr>
-        <w:t>Work</w:t>
+        <w:lastRenderedPageBreak/>
+        <w:t>Teaching</w:t>
       </w:r>
       <w:r>
         <w:rPr>
@@ -3570,121 +4216,29 @@
           <w:b/>
           <w:bCs/>
         </w:rPr>
-        <w:t>Applied Scientist Intern</w:t>
-      </w:r>
-      <w:r>
-        <w:t xml:space="preserve">                                                                </w:t>
-      </w:r>
-      <w:r>
-        <w:tab/>
-        <w:t xml:space="preserve">          </w:t>
-      </w:r>
-      <w:r>
-        <w:tab/>
-      </w:r>
-      <w:r>
-        <w:tab/>
-        <w:t xml:space="preserve">June 2025 – </w:t>
-      </w:r>
-      <w:r>
-        <w:t>Sept. 2025</w:t>
-      </w:r>
-    </w:p>
-    <w:p>
-      <w:pPr>
-        <w:ind w:left="-540" w:right="-720"/>
-        <w:rPr>
-          <w:sz w:val="22"/>
-          <w:szCs w:val="22"/>
-        </w:rPr>
-      </w:pPr>
-      <w:r>
-        <w:rPr>
-          <w:b/>
-          <w:bCs/>
-          <w:sz w:val="22"/>
-          <w:szCs w:val="22"/>
-        </w:rPr>
-        <w:t>Company:</w:t>
-      </w:r>
-      <w:r>
-        <w:rPr>
-          <w:sz w:val="22"/>
-          <w:szCs w:val="22"/>
-        </w:rPr>
-        <w:t xml:space="preserve"> Amazon Web Services, Arlington, VA</w:t>
-      </w:r>
-    </w:p>
-    <w:p>
-      <w:pPr>
-        <w:ind w:left="-540" w:right="-720"/>
-        <w:rPr>
-          <w:sz w:val="22"/>
-          <w:szCs w:val="22"/>
-        </w:rPr>
-      </w:pPr>
-      <w:r>
-        <w:rPr>
-          <w:b/>
-          <w:bCs/>
-          <w:sz w:val="22"/>
-          <w:szCs w:val="22"/>
-        </w:rPr>
-        <w:t>Project Description:</w:t>
-      </w:r>
-      <w:r>
-        <w:rPr>
-          <w:sz w:val="22"/>
-          <w:szCs w:val="22"/>
-        </w:rPr>
-        <w:t xml:space="preserve"> This internship project addresses critical challenges faced by incident responders investigating potential security incidents. Specifically, it targets three key pain points: manual and repetitive search processes across multiple log sources, inefficient search strategies when confronting complex and novel security patterns, and the overwhelming challenge of analyzing large data volumes during time-sensitive investigations. This project will developing an agentic search system that can (1) automate repetitive search tasks across multiple log sources; (2) process natural language queries from security analysts; (3) provide consistent, evidence-based findings.</w:t>
-      </w:r>
-    </w:p>
-    <w:p>
-      <w:pPr>
-        <w:ind w:left="-540" w:right="-720"/>
-        <w:rPr>
-          <w:sz w:val="22"/>
-          <w:szCs w:val="22"/>
-        </w:rPr>
-      </w:pPr>
-      <w:r>
-        <w:rPr>
-          <w:b/>
-          <w:bCs/>
-          <w:sz w:val="22"/>
-          <w:szCs w:val="22"/>
-        </w:rPr>
-        <w:t>Skills:</w:t>
-      </w:r>
-      <w:r>
-        <w:rPr>
-          <w:sz w:val="22"/>
-          <w:szCs w:val="22"/>
-        </w:rPr>
-        <w:t xml:space="preserve"> LLM, LLM agent, Bedrock API, Strands SDK, </w:t>
-      </w:r>
-      <w:proofErr w:type="spellStart"/>
-      <w:r>
-        <w:rPr>
-          <w:sz w:val="22"/>
-          <w:szCs w:val="22"/>
-        </w:rPr>
-        <w:t>DuckDB</w:t>
-      </w:r>
-      <w:proofErr w:type="spellEnd"/>
-      <w:r>
-        <w:rPr>
-          <w:sz w:val="22"/>
-          <w:szCs w:val="22"/>
-        </w:rPr>
-        <w:t>, Python</w:t>
-      </w:r>
-    </w:p>
-    <w:p>
-      <w:pPr>
-        <w:ind w:left="-540" w:right="-720"/>
-      </w:pPr>
+        <w:t>Recitation</w:t>
+      </w:r>
+      <w:r>
+        <w:t xml:space="preserve">: </w:t>
+      </w:r>
+      <w:r>
+        <w:t>CIS 2166</w:t>
+      </w:r>
+      <w:r>
+        <w:t xml:space="preserve"> -</w:t>
+      </w:r>
+      <w:r>
+        <w:t xml:space="preserve"> Math Concepts in Computing II</w:t>
+      </w:r>
+    </w:p>
+    <w:p>
+      <w:pPr>
+        <w:pStyle w:val="ListParagraph"/>
+        <w:ind w:left="-180" w:right="-720"/>
+      </w:pPr>
+      <w:r>
+        <w:t>Spring 2024, Computer &amp; Information Science Department, Temple University</w:t>
+      </w:r>
     </w:p>
     <w:p>
       <w:pPr>
@@ -3696,71 +4250,17 @@
         <w:ind w:left="-180" w:right="-720"/>
       </w:pPr>
       <w:r>
-        <w:rPr>
-          <w:b/>
-          <w:bCs/>
-        </w:rPr>
-        <w:t>Research</w:t>
-      </w:r>
-      <w:r>
-        <w:rPr>
-          <w:b/>
-          <w:bCs/>
-        </w:rPr>
-        <w:t xml:space="preserve"> &amp; Teaching</w:t>
-      </w:r>
-      <w:r>
-        <w:rPr>
-          <w:b/>
-          <w:bCs/>
-        </w:rPr>
-        <w:t xml:space="preserve"> Assistant</w:t>
-      </w:r>
-      <w:r>
-        <w:t xml:space="preserve">                                                                </w:t>
-      </w:r>
-      <w:r>
-        <w:tab/>
-      </w:r>
-      <w:r>
-        <w:tab/>
-      </w:r>
-      <w:r>
-        <w:t xml:space="preserve">Sep. 2021 – </w:t>
-      </w:r>
-      <w:r>
-        <w:t>now</w:t>
-      </w:r>
-    </w:p>
-    <w:p>
-      <w:pPr>
-        <w:ind w:left="-540" w:right="-720"/>
-        <w:rPr>
-          <w:sz w:val="22"/>
-          <w:szCs w:val="22"/>
-        </w:rPr>
-      </w:pPr>
-      <w:r>
-        <w:rPr>
-          <w:b/>
-          <w:bCs/>
-          <w:sz w:val="22"/>
-          <w:szCs w:val="22"/>
-        </w:rPr>
-        <w:t>Company:</w:t>
-      </w:r>
-      <w:r>
-        <w:rPr>
-          <w:sz w:val="22"/>
-          <w:szCs w:val="22"/>
-        </w:rPr>
-        <w:t xml:space="preserve"> Temple University</w:t>
-      </w:r>
-    </w:p>
-    <w:p>
-      <w:pPr>
-        <w:ind w:left="-540" w:right="-720"/>
-      </w:pPr>
+        <w:t>CIS 3211 Automata, Computability &amp; Languages</w:t>
+      </w:r>
+    </w:p>
+    <w:p>
+      <w:pPr>
+        <w:pStyle w:val="ListParagraph"/>
+        <w:ind w:left="-180" w:right="-720"/>
+      </w:pPr>
+      <w:r>
+        <w:t>Spring 2024, Computer &amp; Information Science Department, Temple University</w:t>
+      </w:r>
     </w:p>
     <w:p>
       <w:pPr>
@@ -3776,84 +4276,28 @@
           <w:b/>
           <w:bCs/>
         </w:rPr>
-        <w:t>Research &amp; Teaching Assistant</w:t>
-      </w:r>
-      <w:r>
-        <w:t xml:space="preserve">                                           </w:t>
-      </w:r>
-      <w:r>
-        <w:tab/>
-      </w:r>
-      <w:r>
-        <w:tab/>
-      </w:r>
-      <w:r>
-        <w:tab/>
-      </w:r>
-      <w:r>
-        <w:t>Sep. 2019 – Dec. 2020</w:t>
-      </w:r>
-    </w:p>
-    <w:p>
-      <w:pPr>
-        <w:ind w:left="-540" w:right="-720"/>
-        <w:rPr>
-          <w:sz w:val="22"/>
-          <w:szCs w:val="22"/>
-        </w:rPr>
-      </w:pPr>
-      <w:r>
-        <w:rPr>
-          <w:b/>
-          <w:bCs/>
-          <w:sz w:val="22"/>
-          <w:szCs w:val="22"/>
-        </w:rPr>
-        <w:t>Company:</w:t>
-      </w:r>
-      <w:r>
-        <w:rPr>
-          <w:sz w:val="22"/>
-          <w:szCs w:val="22"/>
-        </w:rPr>
-        <w:t xml:space="preserve"> Monmouth University</w:t>
-      </w:r>
-    </w:p>
-    <w:p>
-      <w:pPr>
-        <w:ind w:left="-540" w:right="-720"/>
-      </w:pPr>
-    </w:p>
-    <w:p>
-      <w:pPr>
-        <w:ind w:left="-720" w:right="-720"/>
-        <w:rPr>
-          <w:b/>
-          <w:bCs/>
-          <w:sz w:val="28"/>
-          <w:szCs w:val="28"/>
-          <w:u w:val="thick"/>
-        </w:rPr>
-      </w:pPr>
-      <w:r>
-        <w:rPr>
-          <w:b/>
-          <w:bCs/>
-          <w:sz w:val="28"/>
-          <w:szCs w:val="28"/>
-          <w:u w:val="thick"/>
-        </w:rPr>
-        <w:t>Teaching</w:t>
-      </w:r>
-      <w:r>
-        <w:rPr>
-          <w:b/>
-          <w:bCs/>
-          <w:sz w:val="28"/>
-          <w:szCs w:val="28"/>
-          <w:u w:val="thick"/>
-        </w:rPr>
-        <w:t xml:space="preserve"> experience</w:t>
+        <w:t>Recitation</w:t>
+      </w:r>
+      <w:r>
+        <w:t xml:space="preserve">: </w:t>
+      </w:r>
+      <w:r>
+        <w:t>CIS 1966</w:t>
+      </w:r>
+      <w:r>
+        <w:t xml:space="preserve"> -</w:t>
+      </w:r>
+      <w:r>
+        <w:t xml:space="preserve"> Honors Math Concepts in CS I</w:t>
+      </w:r>
+    </w:p>
+    <w:p>
+      <w:pPr>
+        <w:pStyle w:val="ListParagraph"/>
+        <w:ind w:left="-180" w:right="-720"/>
+      </w:pPr>
+      <w:r>
+        <w:t>Fall 2023, Computer &amp; Information Science Department, Temple University</w:t>
       </w:r>
     </w:p>
     <w:p>
@@ -3870,19 +4314,19 @@
           <w:b/>
           <w:bCs/>
         </w:rPr>
-        <w:t>Recitation</w:t>
+        <w:t>Lab Instructor</w:t>
       </w:r>
       <w:r>
         <w:t xml:space="preserve">: </w:t>
       </w:r>
       <w:r>
-        <w:t>CIS 2166</w:t>
-      </w:r>
-      <w:r>
-        <w:t xml:space="preserve"> -</w:t>
-      </w:r>
-      <w:r>
-        <w:t xml:space="preserve"> Math Concepts in Computing II</w:t>
+        <w:t>CIS 1057</w:t>
+      </w:r>
+      <w:r>
+        <w:t xml:space="preserve"> - </w:t>
+      </w:r>
+      <w:r>
+        <w:t>Computer Programming in C</w:t>
       </w:r>
     </w:p>
     <w:p>
@@ -3891,7 +4335,7 @@
         <w:ind w:left="-180" w:right="-720"/>
       </w:pPr>
       <w:r>
-        <w:t>Spring 2024, Computer &amp; Information Science Department, Temple University</w:t>
+        <w:t>Fall 2023, Computer &amp; Information Science Department, Temple University</w:t>
       </w:r>
     </w:p>
     <w:p>
@@ -3904,16 +4348,177 @@
         <w:ind w:left="-180" w:right="-720"/>
       </w:pPr>
       <w:r>
-        <w:t>CIS 3211 Automata, Computability &amp; Languages</w:t>
+        <w:rPr>
+          <w:b/>
+          <w:bCs/>
+        </w:rPr>
+        <w:t>Guest Lecture</w:t>
+      </w:r>
+      <w:r>
+        <w:t xml:space="preserve">: Software-defined Network with Ravel                   </w:t>
+      </w:r>
+    </w:p>
+    <w:p>
+      <w:pPr>
+        <w:ind w:left="-540" w:right="-720" w:firstLine="360"/>
+      </w:pPr>
+      <w:r>
+        <w:rPr>
+          <w:sz w:val="22"/>
+          <w:szCs w:val="22"/>
+        </w:rPr>
+        <w:t>Feb 27</w:t>
+      </w:r>
+      <w:r>
+        <w:rPr>
+          <w:sz w:val="22"/>
+          <w:szCs w:val="22"/>
+          <w:vertAlign w:val="superscript"/>
+        </w:rPr>
+        <w:t>th</w:t>
+      </w:r>
+      <w:r>
+        <w:rPr>
+          <w:sz w:val="22"/>
+          <w:szCs w:val="22"/>
+        </w:rPr>
+        <w:t>,</w:t>
+      </w:r>
+      <w:r>
+        <w:rPr>
+          <w:b/>
+          <w:bCs/>
+          <w:sz w:val="22"/>
+          <w:szCs w:val="22"/>
+        </w:rPr>
+        <w:t xml:space="preserve"> </w:t>
+      </w:r>
+      <w:r>
+        <w:t>Spring 2023, CIS4319 Computer Networks and Communications, Temple University</w:t>
+      </w:r>
+    </w:p>
+    <w:p>
+      <w:pPr>
+        <w:ind w:left="-720" w:right="-720"/>
+        <w:rPr>
+          <w:b/>
+          <w:bCs/>
+          <w:sz w:val="28"/>
+          <w:szCs w:val="28"/>
+          <w:u w:val="thick"/>
+        </w:rPr>
+      </w:pPr>
+      <w:r>
+        <w:rPr>
+          <w:b/>
+          <w:bCs/>
+          <w:sz w:val="28"/>
+          <w:szCs w:val="28"/>
+          <w:u w:val="thick"/>
+        </w:rPr>
+        <w:t>Algorithm competition experience</w:t>
+      </w:r>
+    </w:p>
+    <w:p>
+      <w:pPr>
+        <w:pStyle w:val="ListParagraph"/>
+        <w:numPr>
+          <w:ilvl w:val="0"/>
+          <w:numId w:val="4"/>
+        </w:numPr>
+        <w:ind w:left="-180" w:right="-720"/>
+      </w:pPr>
+      <w:r>
+        <w:t xml:space="preserve">Student Research Competition, </w:t>
+      </w:r>
+      <w:proofErr w:type="spellStart"/>
+      <w:r>
+        <w:t>Sigcomm</w:t>
+      </w:r>
+      <w:proofErr w:type="spellEnd"/>
+      <w:r>
+        <w:t xml:space="preserve"> 2021, August 23-27, </w:t>
+      </w:r>
+      <w:proofErr w:type="gramStart"/>
+      <w:r>
+        <w:t>2021</w:t>
+      </w:r>
+      <w:proofErr w:type="gramEnd"/>
+      <w:r>
+        <w:t xml:space="preserve">              </w:t>
+      </w:r>
+      <w:r>
+        <w:t xml:space="preserve"> </w:t>
+      </w:r>
+      <w:r>
+        <w:tab/>
+        <w:t>Certificate of Recognition</w:t>
+      </w:r>
+    </w:p>
+    <w:p>
+      <w:pPr>
+        <w:pStyle w:val="ListParagraph"/>
+        <w:numPr>
+          <w:ilvl w:val="0"/>
+          <w:numId w:val="4"/>
+        </w:numPr>
+        <w:ind w:left="-180" w:right="-720"/>
+      </w:pPr>
+      <w:r>
+        <w:t>The 9</w:t>
+      </w:r>
+      <w:r>
+        <w:rPr>
+          <w:vertAlign w:val="superscript"/>
+        </w:rPr>
+        <w:t>th</w:t>
+      </w:r>
+      <w:r>
+        <w:t xml:space="preserve"> contest of LAN QIAO CUP</w:t>
+      </w:r>
+      <w:r>
+        <w:t xml:space="preserve">, </w:t>
+      </w:r>
+      <w:r>
+        <w:t xml:space="preserve">the Second Prize                                    </w:t>
+      </w:r>
+      <w:r>
+        <w:tab/>
+      </w:r>
+      <w:r>
+        <w:t>Certification No.050902401</w:t>
       </w:r>
     </w:p>
     <w:p>
       <w:pPr>
         <w:pStyle w:val="ListParagraph"/>
         <w:ind w:left="-180" w:right="-720"/>
-      </w:pPr>
-      <w:r>
-        <w:t>Spring 2024, Computer &amp; Information Science Department, Temple University</w:t>
+        <w:rPr>
+          <w:sz w:val="22"/>
+          <w:szCs w:val="22"/>
+        </w:rPr>
+      </w:pPr>
+    </w:p>
+    <w:p>
+      <w:pPr>
+        <w:ind w:left="-720" w:right="-720"/>
+        <w:rPr>
+          <w:b/>
+          <w:bCs/>
+          <w:sz w:val="28"/>
+          <w:szCs w:val="28"/>
+          <w:u w:val="thick"/>
+        </w:rPr>
+      </w:pPr>
+      <w:r>
+        <w:rPr>
+          <w:b/>
+          <w:bCs/>
+          <w:sz w:val="28"/>
+          <w:szCs w:val="28"/>
+          <w:u w:val="thick"/>
+        </w:rPr>
+        <w:t>Honors</w:t>
       </w:r>
     </w:p>
     <w:p>
@@ -3926,32 +4531,28 @@
         <w:ind w:left="-180" w:right="-720"/>
       </w:pPr>
       <w:r>
-        <w:rPr>
-          <w:b/>
-          <w:bCs/>
-        </w:rPr>
-        <w:t>Recitation</w:t>
-      </w:r>
-      <w:r>
-        <w:t xml:space="preserve">: </w:t>
-      </w:r>
-      <w:r>
-        <w:t>CIS 1966</w:t>
-      </w:r>
-      <w:r>
-        <w:t xml:space="preserve"> -</w:t>
-      </w:r>
-      <w:r>
-        <w:t xml:space="preserve"> Honors Math Concepts in CS I</w:t>
-      </w:r>
-    </w:p>
-    <w:p>
-      <w:pPr>
-        <w:pStyle w:val="ListParagraph"/>
-        <w:ind w:left="-180" w:right="-720"/>
-      </w:pPr>
-      <w:r>
-        <w:t>Fall 2023, Computer &amp; Information Science Department, Temple University</w:t>
+        <w:t xml:space="preserve">National scholarship  </w:t>
+      </w:r>
+      <w:r>
+        <w:t xml:space="preserve">                                                           </w:t>
+      </w:r>
+      <w:r>
+        <w:tab/>
+      </w:r>
+      <w:r>
+        <w:tab/>
+      </w:r>
+      <w:r>
+        <w:tab/>
+      </w:r>
+      <w:r>
+        <w:t xml:space="preserve">2016 </w:t>
+      </w:r>
+      <w:r>
+        <w:t>Fall</w:t>
+      </w:r>
+      <w:r>
+        <w:t>-2017 Spring</w:t>
       </w:r>
     </w:p>
     <w:p>
@@ -3964,262 +4565,6 @@
         <w:ind w:left="-180" w:right="-720"/>
       </w:pPr>
       <w:r>
-        <w:rPr>
-          <w:b/>
-          <w:bCs/>
-        </w:rPr>
-        <w:t>Lab Instructor</w:t>
-      </w:r>
-      <w:r>
-        <w:t xml:space="preserve">: </w:t>
-      </w:r>
-      <w:r>
-        <w:t>CIS 1057</w:t>
-      </w:r>
-      <w:r>
-        <w:t xml:space="preserve"> - </w:t>
-      </w:r>
-      <w:r>
-        <w:t>Computer Programming in C</w:t>
-      </w:r>
-    </w:p>
-    <w:p>
-      <w:pPr>
-        <w:pStyle w:val="ListParagraph"/>
-        <w:ind w:left="-180" w:right="-720"/>
-      </w:pPr>
-      <w:r>
-        <w:t>Fall 2023, Computer &amp; Information Science Department, Temple University</w:t>
-      </w:r>
-    </w:p>
-    <w:p>
-      <w:pPr>
-        <w:pStyle w:val="ListParagraph"/>
-        <w:numPr>
-          <w:ilvl w:val="0"/>
-          <w:numId w:val="5"/>
-        </w:numPr>
-        <w:ind w:left="-180" w:right="-720"/>
-      </w:pPr>
-      <w:r>
-        <w:rPr>
-          <w:b/>
-          <w:bCs/>
-        </w:rPr>
-        <w:t>Guest Lecture</w:t>
-      </w:r>
-      <w:r>
-        <w:t xml:space="preserve">: Software-defined Network with Ravel                   </w:t>
-      </w:r>
-    </w:p>
-    <w:p>
-      <w:pPr>
-        <w:ind w:left="-540" w:right="-720" w:firstLine="360"/>
-      </w:pPr>
-      <w:r>
-        <w:rPr>
-          <w:sz w:val="22"/>
-          <w:szCs w:val="22"/>
-        </w:rPr>
-        <w:t>Feb 27</w:t>
-      </w:r>
-      <w:r>
-        <w:rPr>
-          <w:sz w:val="22"/>
-          <w:szCs w:val="22"/>
-          <w:vertAlign w:val="superscript"/>
-        </w:rPr>
-        <w:t>th</w:t>
-      </w:r>
-      <w:r>
-        <w:rPr>
-          <w:sz w:val="22"/>
-          <w:szCs w:val="22"/>
-        </w:rPr>
-        <w:t>,</w:t>
-      </w:r>
-      <w:r>
-        <w:rPr>
-          <w:b/>
-          <w:bCs/>
-          <w:sz w:val="22"/>
-          <w:szCs w:val="22"/>
-        </w:rPr>
-        <w:t xml:space="preserve"> </w:t>
-      </w:r>
-      <w:r>
-        <w:t>Spring 2023, CIS4319 Computer Networks and Communications, Temple University</w:t>
-      </w:r>
-    </w:p>
-    <w:p>
-      <w:pPr>
-        <w:ind w:left="-720" w:right="-720"/>
-        <w:rPr>
-          <w:b/>
-          <w:bCs/>
-          <w:sz w:val="28"/>
-          <w:szCs w:val="28"/>
-          <w:u w:val="thick"/>
-        </w:rPr>
-      </w:pPr>
-      <w:r>
-        <w:rPr>
-          <w:b/>
-          <w:bCs/>
-          <w:sz w:val="28"/>
-          <w:szCs w:val="28"/>
-          <w:u w:val="thick"/>
-        </w:rPr>
-        <w:t>Algorithm competition experience</w:t>
-      </w:r>
-    </w:p>
-    <w:p>
-      <w:pPr>
-        <w:pStyle w:val="ListParagraph"/>
-        <w:numPr>
-          <w:ilvl w:val="0"/>
-          <w:numId w:val="4"/>
-        </w:numPr>
-        <w:ind w:left="-180" w:right="-720"/>
-      </w:pPr>
-      <w:r>
-        <w:t xml:space="preserve">Student Research Competition, </w:t>
-      </w:r>
-      <w:proofErr w:type="spellStart"/>
-      <w:r>
-        <w:t>Sigcomm</w:t>
-      </w:r>
-      <w:proofErr w:type="spellEnd"/>
-      <w:r>
-        <w:t xml:space="preserve"> 2021, August 23-27, </w:t>
-      </w:r>
-      <w:proofErr w:type="gramStart"/>
-      <w:r>
-        <w:t>2021</w:t>
-      </w:r>
-      <w:proofErr w:type="gramEnd"/>
-      <w:r>
-        <w:t xml:space="preserve">              </w:t>
-      </w:r>
-      <w:r>
-        <w:t xml:space="preserve"> </w:t>
-      </w:r>
-      <w:r>
-        <w:tab/>
-        <w:t>Certificate of Recognition</w:t>
-      </w:r>
-    </w:p>
-    <w:p>
-      <w:pPr>
-        <w:pStyle w:val="ListParagraph"/>
-        <w:numPr>
-          <w:ilvl w:val="0"/>
-          <w:numId w:val="4"/>
-        </w:numPr>
-        <w:ind w:left="-180" w:right="-720"/>
-      </w:pPr>
-      <w:r>
-        <w:t>The 9</w:t>
-      </w:r>
-      <w:r>
-        <w:rPr>
-          <w:vertAlign w:val="superscript"/>
-        </w:rPr>
-        <w:t>th</w:t>
-      </w:r>
-      <w:r>
-        <w:t xml:space="preserve"> contest of LAN QIAO CUP</w:t>
-      </w:r>
-      <w:r>
-        <w:t xml:space="preserve">, </w:t>
-      </w:r>
-      <w:r>
-        <w:t xml:space="preserve">the Second Prize                                    </w:t>
-      </w:r>
-      <w:r>
-        <w:tab/>
-      </w:r>
-      <w:r>
-        <w:t>Certification No.050902401</w:t>
-      </w:r>
-    </w:p>
-    <w:p>
-      <w:pPr>
-        <w:pStyle w:val="ListParagraph"/>
-        <w:ind w:left="-180" w:right="-720"/>
-        <w:rPr>
-          <w:sz w:val="22"/>
-          <w:szCs w:val="22"/>
-        </w:rPr>
-      </w:pPr>
-    </w:p>
-    <w:p>
-      <w:pPr>
-        <w:ind w:left="-720" w:right="-720"/>
-        <w:rPr>
-          <w:b/>
-          <w:bCs/>
-          <w:sz w:val="28"/>
-          <w:szCs w:val="28"/>
-          <w:u w:val="thick"/>
-        </w:rPr>
-      </w:pPr>
-      <w:r>
-        <w:rPr>
-          <w:b/>
-          <w:bCs/>
-          <w:sz w:val="28"/>
-          <w:szCs w:val="28"/>
-          <w:u w:val="thick"/>
-        </w:rPr>
-        <w:lastRenderedPageBreak/>
-        <w:t>Honors</w:t>
-      </w:r>
-    </w:p>
-    <w:p>
-      <w:pPr>
-        <w:pStyle w:val="ListParagraph"/>
-        <w:numPr>
-          <w:ilvl w:val="0"/>
-          <w:numId w:val="5"/>
-        </w:numPr>
-        <w:ind w:left="-180" w:right="-720"/>
-      </w:pPr>
-      <w:r>
-        <w:t xml:space="preserve">National scholarship  </w:t>
-      </w:r>
-      <w:r>
-        <w:t xml:space="preserve">                                                           </w:t>
-      </w:r>
-      <w:r>
-        <w:tab/>
-      </w:r>
-      <w:r>
-        <w:tab/>
-      </w:r>
-      <w:r>
-        <w:tab/>
-      </w:r>
-      <w:r>
-        <w:t xml:space="preserve">2016 </w:t>
-      </w:r>
-      <w:r>
-        <w:t>Fall</w:t>
-      </w:r>
-      <w:r>
-        <w:t>-2017 Spring</w:t>
-      </w:r>
-    </w:p>
-    <w:p>
-      <w:pPr>
-        <w:pStyle w:val="ListParagraph"/>
-        <w:numPr>
-          <w:ilvl w:val="0"/>
-          <w:numId w:val="5"/>
-        </w:numPr>
-        <w:ind w:left="-180" w:right="-720"/>
-      </w:pPr>
-      <w:r>
         <w:t xml:space="preserve">National scholarship for Encouragement </w:t>
       </w:r>
       <w:r>
@@ -4551,7 +4896,7 @@
       </w:r>
     </w:p>
     <w:sectPr>
-      <w:headerReference w:type="default" r:id="rId12"/>
+      <w:headerReference w:type="default" r:id="rId16"/>
       <w:pgSz w:w="12240" w:h="15840"/>
       <w:pgMar w:top="1440" w:right="1440" w:bottom="806" w:left="1440" w:header="720" w:footer="720" w:gutter="0"/>
       <w:cols w:space="720"/>
